--- a/Progres-Fatimah/Jurnal Submit/submit/IJOPRD/IJOPRD_Completion_Report.docx
+++ b/Progres-Fatimah/Jurnal Submit/submit/IJOPRD/IJOPRD_Completion_Report.docx
@@ -470,7 +470,7 @@
               <w:rPr>
                 <w:sz w:val="20"/>
               </w:rPr>
-              <w:t>Still required</w:t>
+              <w:t>Completed</w:t>
             </w:r>
           </w:p>
         </w:tc>
